--- a/tillsyn/S 1957-2023 tillsynsbegäran.docx
+++ b/tillsyn/S 1957-2023 tillsynsbegäran.docx
@@ -305,7 +305,7 @@
     <w:r>
       <w:tab/>
       <w:tab/>
-      <w:t>2026-07-13</w:t>
+      <w:t>2026-07-14</w:t>
       <w:br/>
       <w:br/>
     </w:r>

--- a/tillsyn/S 1957-2023 tillsynsbegäran.docx
+++ b/tillsyn/S 1957-2023 tillsynsbegäran.docx
@@ -305,7 +305,7 @@
     <w:r>
       <w:tab/>
       <w:tab/>
-      <w:t>2026-07-14</w:t>
+      <w:t>2026-07-15</w:t>
       <w:br/>
       <w:br/>
     </w:r>

--- a/tillsyn/S 1957-2023 tillsynsbegäran.docx
+++ b/tillsyn/S 1957-2023 tillsynsbegäran.docx
@@ -305,7 +305,7 @@
     <w:r>
       <w:tab/>
       <w:tab/>
-      <w:t>2026-07-15</w:t>
+      <w:t>2026-07-16</w:t>
       <w:br/>
       <w:br/>
     </w:r>

--- a/tillsyn/S 1957-2023 tillsynsbegäran.docx
+++ b/tillsyn/S 1957-2023 tillsynsbegäran.docx
@@ -305,7 +305,7 @@
     <w:r>
       <w:tab/>
       <w:tab/>
-      <w:t>2026-07-16</w:t>
+      <w:t>2026-07-17</w:t>
       <w:br/>
       <w:br/>
     </w:r>

--- a/tillsyn/S 1957-2023 tillsynsbegäran.docx
+++ b/tillsyn/S 1957-2023 tillsynsbegäran.docx
@@ -305,7 +305,7 @@
     <w:r>
       <w:tab/>
       <w:tab/>
-      <w:t>2026-07-17</w:t>
+      <w:t>2026-07-18</w:t>
       <w:br/>
       <w:br/>
     </w:r>

--- a/tillsyn/S 1957-2023 tillsynsbegäran.docx
+++ b/tillsyn/S 1957-2023 tillsynsbegäran.docx
@@ -305,7 +305,7 @@
     <w:r>
       <w:tab/>
       <w:tab/>
-      <w:t>2026-07-18</w:t>
+      <w:t>2026-07-19</w:t>
       <w:br/>
       <w:br/>
     </w:r>

--- a/tillsyn/S 1957-2023 tillsynsbegäran.docx
+++ b/tillsyn/S 1957-2023 tillsynsbegäran.docx
@@ -305,7 +305,7 @@
     <w:r>
       <w:tab/>
       <w:tab/>
-      <w:t>2026-07-19</w:t>
+      <w:t>2026-07-20</w:t>
       <w:br/>
       <w:br/>
     </w:r>

--- a/tillsyn/S 1957-2023 tillsynsbegäran.docx
+++ b/tillsyn/S 1957-2023 tillsynsbegäran.docx
@@ -305,7 +305,7 @@
     <w:r>
       <w:tab/>
       <w:tab/>
-      <w:t>2026-07-20</w:t>
+      <w:t>2026-07-21</w:t>
       <w:br/>
       <w:br/>
     </w:r>

--- a/tillsyn/S 1957-2023 tillsynsbegäran.docx
+++ b/tillsyn/S 1957-2023 tillsynsbegäran.docx
@@ -305,7 +305,7 @@
     <w:r>
       <w:tab/>
       <w:tab/>
-      <w:t>2026-07-21</w:t>
+      <w:t>2026-07-22</w:t>
       <w:br/>
       <w:br/>
     </w:r>

--- a/tillsyn/S 1957-2023 tillsynsbegäran.docx
+++ b/tillsyn/S 1957-2023 tillsynsbegäran.docx
@@ -305,7 +305,7 @@
     <w:r>
       <w:tab/>
       <w:tab/>
-      <w:t>2026-07-22</w:t>
+      <w:t>2026-07-23</w:t>
       <w:br/>
       <w:br/>
     </w:r>

--- a/tillsyn/S 1957-2023 tillsynsbegäran.docx
+++ b/tillsyn/S 1957-2023 tillsynsbegäran.docx
@@ -305,7 +305,7 @@
     <w:r>
       <w:tab/>
       <w:tab/>
-      <w:t>2026-07-23</w:t>
+      <w:t>2026-07-24</w:t>
       <w:br/>
       <w:br/>
     </w:r>

--- a/tillsyn/S 1957-2023 tillsynsbegäran.docx
+++ b/tillsyn/S 1957-2023 tillsynsbegäran.docx
@@ -305,7 +305,7 @@
     <w:r>
       <w:tab/>
       <w:tab/>
-      <w:t>2026-07-24</w:t>
+      <w:t>2026-07-25</w:t>
       <w:br/>
       <w:br/>
     </w:r>

--- a/tillsyn/S 1957-2023 tillsynsbegäran.docx
+++ b/tillsyn/S 1957-2023 tillsynsbegäran.docx
@@ -305,7 +305,7 @@
     <w:r>
       <w:tab/>
       <w:tab/>
-      <w:t>2026-07-25</w:t>
+      <w:t>2026-07-26</w:t>
       <w:br/>
       <w:br/>
     </w:r>

--- a/tillsyn/S 1957-2023 tillsynsbegäran.docx
+++ b/tillsyn/S 1957-2023 tillsynsbegäran.docx
@@ -305,7 +305,7 @@
     <w:r>
       <w:tab/>
       <w:tab/>
-      <w:t>2026-07-26</w:t>
+      <w:t>2026-07-27</w:t>
       <w:br/>
       <w:br/>
     </w:r>

--- a/tillsyn/S 1957-2023 tillsynsbegäran.docx
+++ b/tillsyn/S 1957-2023 tillsynsbegäran.docx
@@ -305,7 +305,7 @@
     <w:r>
       <w:tab/>
       <w:tab/>
-      <w:t>2026-07-27</w:t>
+      <w:t>2026-07-28</w:t>
       <w:br/>
       <w:br/>
     </w:r>

--- a/tillsyn/S 1957-2023 tillsynsbegäran.docx
+++ b/tillsyn/S 1957-2023 tillsynsbegäran.docx
@@ -305,7 +305,7 @@
     <w:r>
       <w:tab/>
       <w:tab/>
-      <w:t>2026-07-28</w:t>
+      <w:t>2026-07-29</w:t>
       <w:br/>
       <w:br/>
     </w:r>

--- a/tillsyn/S 1957-2023 tillsynsbegäran.docx
+++ b/tillsyn/S 1957-2023 tillsynsbegäran.docx
@@ -305,7 +305,7 @@
     <w:r>
       <w:tab/>
       <w:tab/>
-      <w:t>2026-07-29</w:t>
+      <w:t>2026-07-30</w:t>
       <w:br/>
       <w:br/>
     </w:r>

--- a/tillsyn/S 1957-2023 tillsynsbegäran.docx
+++ b/tillsyn/S 1957-2023 tillsynsbegäran.docx
@@ -305,7 +305,7 @@
     <w:r>
       <w:tab/>
       <w:tab/>
-      <w:t>2026-07-30</w:t>
+      <w:t>2026-07-31</w:t>
       <w:br/>
       <w:br/>
     </w:r>

--- a/tillsyn/S 1957-2023 tillsynsbegäran.docx
+++ b/tillsyn/S 1957-2023 tillsynsbegäran.docx
@@ -305,7 +305,7 @@
     <w:r>
       <w:tab/>
       <w:tab/>
-      <w:t>2026-07-31</w:t>
+      <w:t>2026-08-01</w:t>
       <w:br/>
       <w:br/>
     </w:r>

--- a/tillsyn/S 1957-2023 tillsynsbegäran.docx
+++ b/tillsyn/S 1957-2023 tillsynsbegäran.docx
@@ -305,7 +305,7 @@
     <w:r>
       <w:tab/>
       <w:tab/>
-      <w:t>2026-08-01</w:t>
+      <w:t>2026-08-02</w:t>
       <w:br/>
       <w:br/>
     </w:r>

--- a/tillsyn/S 1957-2023 tillsynsbegäran.docx
+++ b/tillsyn/S 1957-2023 tillsynsbegäran.docx
@@ -305,7 +305,7 @@
     <w:r>
       <w:tab/>
       <w:tab/>
-      <w:t>2026-08-02</w:t>
+      <w:t>2026-08-03</w:t>
       <w:br/>
       <w:br/>
     </w:r>

--- a/tillsyn/S 1957-2023 tillsynsbegäran.docx
+++ b/tillsyn/S 1957-2023 tillsynsbegäran.docx
@@ -305,7 +305,7 @@
     <w:r>
       <w:tab/>
       <w:tab/>
-      <w:t>2026-08-03</w:t>
+      <w:t>2026-08-05</w:t>
       <w:br/>
       <w:br/>
     </w:r>

--- a/tillsyn/S 1957-2023 tillsynsbegäran.docx
+++ b/tillsyn/S 1957-2023 tillsynsbegäran.docx
@@ -305,7 +305,7 @@
     <w:r>
       <w:tab/>
       <w:tab/>
-      <w:t>2026-08-05</w:t>
+      <w:t>2026-08-07</w:t>
       <w:br/>
       <w:br/>
     </w:r>

--- a/tillsyn/S 1957-2023 tillsynsbegäran.docx
+++ b/tillsyn/S 1957-2023 tillsynsbegäran.docx
@@ -305,7 +305,7 @@
     <w:r>
       <w:tab/>
       <w:tab/>
-      <w:t>2026-08-07</w:t>
+      <w:t>2026-08-08</w:t>
       <w:br/>
       <w:br/>
     </w:r>

--- a/tillsyn/S 1957-2023 tillsynsbegäran.docx
+++ b/tillsyn/S 1957-2023 tillsynsbegäran.docx
@@ -60,7 +60,7 @@
         <w:spacing w:after="240"/>
       </w:pPr>
       <w:r>
-        <w:t>Figur 1. Fyndplatser för naturvårdsarter i och inom 22 meter från samrådsanmälan. Markörer utan svart kant är placerade på fyndplatsen. Markörer med svart kant är placerade vid sidan av fyndplatsen har ett svart streck som visar fyndplatsens exakta position. Kartans mittpunktskoordinat är N 6445368, E 532014 i SWEREF 99 TM.</w:t>
+        <w:t>Figur 1. Fyndplatser för naturvårdsarter i och inom 22 meter från samrådsanmälan. Markörer utan svart kant är placerade på fyndplatsen. Markörer med svart kant är placerade vid sidan av fyndplatsen och har ett svart streck som visar fyndplatsens exakta position. Kartans mittpunktskoordinat är N 6445368, E 532014 i SWEREF 99 TM.</w:t>
       </w:r>
     </w:p>
     <w:p>
@@ -305,7 +305,7 @@
     <w:r>
       <w:tab/>
       <w:tab/>
-      <w:t>2026-08-14</w:t>
+      <w:t>2026-08-15</w:t>
       <w:br/>
       <w:br/>
     </w:r>

--- a/tillsyn/S 1957-2023 tillsynsbegäran.docx
+++ b/tillsyn/S 1957-2023 tillsynsbegäran.docx
@@ -305,7 +305,7 @@
     <w:r>
       <w:tab/>
       <w:tab/>
-      <w:t>2026-08-15</w:t>
+      <w:t>2026-08-16</w:t>
       <w:br/>
       <w:br/>
     </w:r>

--- a/tillsyn/S 1957-2023 tillsynsbegäran.docx
+++ b/tillsyn/S 1957-2023 tillsynsbegäran.docx
@@ -305,7 +305,7 @@
     <w:r>
       <w:tab/>
       <w:tab/>
-      <w:t>2026-08-16</w:t>
+      <w:t>2026-08-17</w:t>
       <w:br/>
       <w:br/>
     </w:r>

--- a/tillsyn/S 1957-2023 tillsynsbegäran.docx
+++ b/tillsyn/S 1957-2023 tillsynsbegäran.docx
@@ -305,7 +305,7 @@
     <w:r>
       <w:tab/>
       <w:tab/>
-      <w:t>2026-08-17</w:t>
+      <w:t>2026-08-18</w:t>
       <w:br/>
       <w:br/>
     </w:r>

--- a/tillsyn/S 1957-2023 tillsynsbegäran.docx
+++ b/tillsyn/S 1957-2023 tillsynsbegäran.docx
@@ -305,7 +305,7 @@
     <w:r>
       <w:tab/>
       <w:tab/>
-      <w:t>2026-08-18</w:t>
+      <w:t>2026-08-19</w:t>
       <w:br/>
       <w:br/>
     </w:r>

--- a/tillsyn/S 1957-2023 tillsynsbegäran.docx
+++ b/tillsyn/S 1957-2023 tillsynsbegäran.docx
@@ -305,7 +305,7 @@
     <w:r>
       <w:tab/>
       <w:tab/>
-      <w:t>2026-08-19</w:t>
+      <w:t>2026-08-20</w:t>
       <w:br/>
       <w:br/>
     </w:r>

--- a/tillsyn/S 1957-2023 tillsynsbegäran.docx
+++ b/tillsyn/S 1957-2023 tillsynsbegäran.docx
@@ -305,7 +305,7 @@
     <w:r>
       <w:tab/>
       <w:tab/>
-      <w:t>2026-08-20</w:t>
+      <w:t>2026-08-21</w:t>
       <w:br/>
       <w:br/>
     </w:r>

--- a/tillsyn/S 1957-2023 tillsynsbegäran.docx
+++ b/tillsyn/S 1957-2023 tillsynsbegäran.docx
@@ -305,7 +305,7 @@
     <w:r>
       <w:tab/>
       <w:tab/>
-      <w:t>2026-08-21</w:t>
+      <w:t>2026-08-22</w:t>
       <w:br/>
       <w:br/>
     </w:r>

--- a/tillsyn/S 1957-2023 tillsynsbegäran.docx
+++ b/tillsyn/S 1957-2023 tillsynsbegäran.docx
@@ -305,7 +305,7 @@
     <w:r>
       <w:tab/>
       <w:tab/>
-      <w:t>2026-08-22</w:t>
+      <w:t>2026-08-23</w:t>
       <w:br/>
       <w:br/>
     </w:r>

--- a/tillsyn/S 1957-2023 tillsynsbegäran.docx
+++ b/tillsyn/S 1957-2023 tillsynsbegäran.docx
@@ -305,7 +305,7 @@
     <w:r>
       <w:tab/>
       <w:tab/>
-      <w:t>2026-08-23</w:t>
+      <w:t>2026-08-24</w:t>
       <w:br/>
       <w:br/>
     </w:r>

--- a/tillsyn/S 1957-2023 tillsynsbegäran.docx
+++ b/tillsyn/S 1957-2023 tillsynsbegäran.docx
@@ -305,7 +305,7 @@
     <w:r>
       <w:tab/>
       <w:tab/>
-      <w:t>2026-08-24</w:t>
+      <w:t>2026-08-25</w:t>
       <w:br/>
       <w:br/>
     </w:r>

--- a/tillsyn/S 1957-2023 tillsynsbegäran.docx
+++ b/tillsyn/S 1957-2023 tillsynsbegäran.docx
@@ -305,7 +305,7 @@
     <w:r>
       <w:tab/>
       <w:tab/>
-      <w:t>2026-08-25</w:t>
+      <w:t>2026-08-26</w:t>
       <w:br/>
       <w:br/>
     </w:r>

--- a/tillsyn/S 1957-2023 tillsynsbegäran.docx
+++ b/tillsyn/S 1957-2023 tillsynsbegäran.docx
@@ -305,7 +305,7 @@
     <w:r>
       <w:tab/>
       <w:tab/>
-      <w:t>2026-08-26</w:t>
+      <w:t>2026-08-27</w:t>
       <w:br/>
       <w:br/>
     </w:r>

--- a/tillsyn/S 1957-2023 tillsynsbegäran.docx
+++ b/tillsyn/S 1957-2023 tillsynsbegäran.docx
@@ -305,7 +305,7 @@
     <w:r>
       <w:tab/>
       <w:tab/>
-      <w:t>2026-08-27</w:t>
+      <w:t>2026-08-28</w:t>
       <w:br/>
       <w:br/>
     </w:r>

--- a/tillsyn/S 1957-2023 tillsynsbegäran.docx
+++ b/tillsyn/S 1957-2023 tillsynsbegäran.docx
@@ -305,7 +305,7 @@
     <w:r>
       <w:tab/>
       <w:tab/>
-      <w:t>2026-08-28</w:t>
+      <w:t>2026-08-29</w:t>
       <w:br/>
       <w:br/>
     </w:r>

--- a/tillsyn/S 1957-2023 tillsynsbegäran.docx
+++ b/tillsyn/S 1957-2023 tillsynsbegäran.docx
@@ -305,7 +305,7 @@
     <w:r>
       <w:tab/>
       <w:tab/>
-      <w:t>2026-08-29</w:t>
+      <w:t>2026-08-31</w:t>
       <w:br/>
       <w:br/>
     </w:r>

--- a/tillsyn/S 1957-2023 tillsynsbegäran.docx
+++ b/tillsyn/S 1957-2023 tillsynsbegäran.docx
@@ -305,7 +305,7 @@
     <w:r>
       <w:tab/>
       <w:tab/>
-      <w:t>2026-08-31</w:t>
+      <w:t>2026-09-01</w:t>
       <w:br/>
       <w:br/>
     </w:r>

--- a/tillsyn/S 1957-2023 tillsynsbegäran.docx
+++ b/tillsyn/S 1957-2023 tillsynsbegäran.docx
@@ -305,7 +305,7 @@
     <w:r>
       <w:tab/>
       <w:tab/>
-      <w:t>2026-09-01</w:t>
+      <w:t>2026-09-02</w:t>
       <w:br/>
       <w:br/>
     </w:r>

--- a/tillsyn/S 1957-2023 tillsynsbegäran.docx
+++ b/tillsyn/S 1957-2023 tillsynsbegäran.docx
@@ -305,7 +305,7 @@
     <w:r>
       <w:tab/>
       <w:tab/>
-      <w:t>2026-09-02</w:t>
+      <w:t>2026-09-03</w:t>
       <w:br/>
       <w:br/>
     </w:r>

--- a/tillsyn/S 1957-2023 tillsynsbegäran.docx
+++ b/tillsyn/S 1957-2023 tillsynsbegäran.docx
@@ -305,7 +305,7 @@
     <w:r>
       <w:tab/>
       <w:tab/>
-      <w:t>2026-09-03</w:t>
+      <w:t>2026-09-04</w:t>
       <w:br/>
       <w:br/>
     </w:r>

--- a/tillsyn/S 1957-2023 tillsynsbegäran.docx
+++ b/tillsyn/S 1957-2023 tillsynsbegäran.docx
@@ -305,7 +305,7 @@
     <w:r>
       <w:tab/>
       <w:tab/>
-      <w:t>2026-09-04</w:t>
+      <w:t>2026-09-05</w:t>
       <w:br/>
       <w:br/>
     </w:r>
